--- a/01_POLITICAS/D10 Política de Protección de Datos Personales.docx
+++ b/01_POLITICAS/D10 Política de Protección de Datos Personales.docx
@@ -14718,6 +14718,24 @@
           <w:lang w:val="en-US"/>
         </w:rPr>
       </w:pPr>
+    </w:p>
+    <w:p>
+      <w:pPr>
+        <w:pStyle w:val="Ttol2"/>
+      </w:pPr>
+      <w:r>
+        <w:t>Tratamiento de información mediante sistemas de inteligencia artificial</w:t>
+      </w:r>
+    </w:p>
+    <w:p>
+      <w:r>
+        <w:t>El tratamiento de datos personales y/o información confidencial mediante sistemas de inferencia basados en inteligencia artificial se realizará conforme a la política POL-IA-EXT-ENS-M, que establece medidas técnicas y organizativas específicas para garantizar la finalidad del tratamiento, la minimización del dato, la desidentificación de la información y el control del ciclo de vida de los datos tratados.</w:t>
+      </w:r>
+    </w:p>
+    <w:p>
+      <w:r>
+        <w:t>Dicho tratamiento no implicará la toma de decisiones automatizadas ni el uso de los datos para entrenamiento de modelos.</w:t>
+      </w:r>
     </w:p>
     <w:sectPr>
       <w:headerReference w:type="default" r:id="rId12"/>
